--- a/artifacts/OPS-14/build/program-knowledge-corpus-history-2025-q4.docx
+++ b/artifacts/OPS-14/build/program-knowledge-corpus-history-2025-q4.docx
@@ -33,7 +33,7 @@
         <w:pStyle w:val="FirstParagraph"/>
       </w:pPr>
       <w:r>
-        <w:t xml:space="preserve">The work was separated into the readiness work in the regions and the rebuild of the onboarding form itself. From this point the two strands kept their own working sessions, and the quarterly report carried both.</w:t>
+        <w:t xml:space="preserve">The work was separated into two strands, region readiness and the rebuild of the onboarding form itself. From this point each strand kept its own working session, and the quarterly report carried both.</w:t>
       </w:r>
     </w:p>
     <w:bookmarkEnd w:id="9"/>

--- a/artifacts/OPS-14/build/program-knowledge-corpus-history-2025-q4.docx
+++ b/artifacts/OPS-14/build/program-knowledge-corpus-history-2025-q4.docx
@@ -105,7 +105,7 @@
         <w:pStyle w:val="FirstParagraph"/>
       </w:pPr>
       <w:r>
-        <w:t xml:space="preserve">Guidance was drafted alongside the form so that a region meeting the new form for the first time would not have to ask what had changed. It was held back from the regions until the form settled, which meant it was still a draft when the pilot opened.</w:t>
+        <w:t xml:space="preserve">Guidance was drafted alongside the form so that a region meeting the new form for the first time would not have to ask what had changed. It was held back from the regions until the form settled.</w:t>
       </w:r>
     </w:p>
     <w:bookmarkEnd w:id="13"/>
